--- a/submission/_drafts/속도는벡터_6_11_최종보고서_20260520_171521.docx
+++ b/submission/_drafts/속도는벡터_6_11_최종보고서_20260520_171521.docx
@@ -6526,7 +6526,326 @@
         <w:t xml:space="preserve">86.9%(146/168)</w:t>
       </w:r>
       <w:r>
-        <w:t xml:space="preserve">가 |g|&lt;0.5의 small effect에 모이고 large effect는 8.3%(14/168)에 한정된다 — latency 동등성이 통계적 유의뿐 아니라 효과크기로도 강화된다.</w:t>
+        <w:t xml:space="preserve">가 |g|&lt;0.5의 small effect에 모이고 large effect는 8.3%(14/168)에 한정된다 — latency 동등성이 통계적 유의뿐 아니라 효과크기로도 강화된다. cluster paired bootstrap(B=2,000, 19 cell 단위 resample로 within-cell 상관 보정, phase2+phase3 280 비교) 결과도 같은 결론을 강화한다 — anchor=B1의 평균 짝지은 차이 95% CI가 [−25.0, 40.3]ms로 0을 포함하고(naïve [−4.1, 20.6]ms 대비 2.64× 너비) 유의 비율 cluster CI가 [0.7%, 13.9%]로 점추정 6.4%와 합치한다.</w:t>
+      </w:r>
+    </w:p>
+    <w:p>
+      <w:pPr>
+        <w:pStyle w:val="BodyText"/>
+      </w:pPr>
+      <w:r>
+        <w:rPr>
+          <w:b/>
+          <w:bCs/>
+        </w:rPr>
+        <w:t xml:space="preserve">표 5-4. plan-level effect size 분층 — anchor=B1의 Hedges’ g 분포가 plan 회복 여부로 어떻게 갈리는지</w:t>
+      </w:r>
+      <w:r>
+        <w:t xml:space="preserve"> </w:t>
+      </w:r>
+      <w:r>
+        <w:t xml:space="preserve">(phase2 sel=0.001 + phase3 carry-over 합산 280 비교 평면)</w:t>
+      </w:r>
+    </w:p>
+    <w:tbl>
+      <w:tblPr>
+        <w:tblStyle w:val="Table"/>
+        <w:tblW w:type="pct" w:w="5000"/>
+        <w:tblLayout w:type="fixed"/>
+        <w:tblLook w:firstRow="1" w:lastRow="0" w:firstColumn="0" w:lastColumn="0" w:noHBand="0" w:noVBand="0" w:val="0020"/>
+      </w:tblPr>
+      <w:tblGrid>
+        <w:gridCol w:w="1131"/>
+        <w:gridCol w:w="1131"/>
+        <w:gridCol w:w="1131"/>
+        <w:gridCol w:w="1131"/>
+        <w:gridCol w:w="1131"/>
+        <w:gridCol w:w="1131"/>
+        <w:gridCol w:w="1131"/>
+      </w:tblGrid>
+      <w:tr>
+        <w:trPr>
+          <w:tblHeader w:val="on"/>
+        </w:trPr>
+        <w:tc>
+          <w:tcPr/>
+          <w:p>
+            <w:pPr>
+              <w:pStyle w:val="Compact"/>
+            </w:pPr>
+            <w:r>
+              <w:t xml:space="preserve">plan_recovered</w:t>
+            </w:r>
+          </w:p>
+        </w:tc>
+        <w:tc>
+          <w:tcPr/>
+          <w:p>
+            <w:pPr>
+              <w:pStyle w:val="Compact"/>
+              <w:jc w:val="right"/>
+            </w:pPr>
+            <w:r>
+              <w:t xml:space="preserve">n</w:t>
+            </w:r>
+          </w:p>
+        </w:tc>
+        <w:tc>
+          <w:tcPr/>
+          <w:p>
+            <w:pPr>
+              <w:pStyle w:val="Compact"/>
+              <w:jc w:val="right"/>
+            </w:pPr>
+            <w:r>
+              <w:t xml:space="preserve">small (|g|&lt;0.5)</w:t>
+            </w:r>
+          </w:p>
+        </w:tc>
+        <w:tc>
+          <w:tcPr/>
+          <w:p>
+            <w:pPr>
+              <w:pStyle w:val="Compact"/>
+              <w:jc w:val="right"/>
+            </w:pPr>
+            <w:r>
+              <w:t xml:space="preserve">medium</w:t>
+            </w:r>
+          </w:p>
+        </w:tc>
+        <w:tc>
+          <w:tcPr/>
+          <w:p>
+            <w:pPr>
+              <w:pStyle w:val="Compact"/>
+              <w:jc w:val="right"/>
+            </w:pPr>
+            <w:r>
+              <w:t xml:space="preserve">large (|g|≥0.8)</w:t>
+            </w:r>
+          </w:p>
+        </w:tc>
+        <w:tc>
+          <w:tcPr/>
+          <w:p>
+            <w:pPr>
+              <w:pStyle w:val="Compact"/>
+              <w:jc w:val="right"/>
+            </w:pPr>
+            <w:r>
+              <w:t xml:space="preserve">mean |g|</w:t>
+            </w:r>
+          </w:p>
+        </w:tc>
+        <w:tc>
+          <w:tcPr/>
+          <w:p>
+            <w:pPr>
+              <w:pStyle w:val="Compact"/>
+              <w:jc w:val="right"/>
+            </w:pPr>
+            <w:r>
+              <w:t xml:space="preserve">p_holm&lt;0.05</w:t>
+            </w:r>
+          </w:p>
+        </w:tc>
+      </w:tr>
+      <w:tr>
+        <w:tc>
+          <w:tcPr/>
+          <w:p>
+            <w:pPr>
+              <w:pStyle w:val="Compact"/>
+            </w:pPr>
+            <w:r>
+              <w:t xml:space="preserve">True (oracle와 동일)</w:t>
+            </w:r>
+          </w:p>
+        </w:tc>
+        <w:tc>
+          <w:tcPr/>
+          <w:p>
+            <w:pPr>
+              <w:pStyle w:val="Compact"/>
+              <w:jc w:val="right"/>
+            </w:pPr>
+            <w:r>
+              <w:t xml:space="preserve">261</w:t>
+            </w:r>
+          </w:p>
+        </w:tc>
+        <w:tc>
+          <w:tcPr/>
+          <w:p>
+            <w:pPr>
+              <w:pStyle w:val="Compact"/>
+              <w:jc w:val="right"/>
+            </w:pPr>
+            <w:r>
+              <w:rPr>
+                <w:b/>
+                <w:bCs/>
+              </w:rPr>
+              <w:t xml:space="preserve">233 (89.3%)</w:t>
+            </w:r>
+          </w:p>
+        </w:tc>
+        <w:tc>
+          <w:tcPr/>
+          <w:p>
+            <w:pPr>
+              <w:pStyle w:val="Compact"/>
+              <w:jc w:val="right"/>
+            </w:pPr>
+            <w:r>
+              <w:t xml:space="preserve">14 (5.4%)</w:t>
+            </w:r>
+          </w:p>
+        </w:tc>
+        <w:tc>
+          <w:tcPr/>
+          <w:p>
+            <w:pPr>
+              <w:pStyle w:val="Compact"/>
+              <w:jc w:val="right"/>
+            </w:pPr>
+            <w:r>
+              <w:t xml:space="preserve">14 (5.4%)</w:t>
+            </w:r>
+          </w:p>
+        </w:tc>
+        <w:tc>
+          <w:tcPr/>
+          <w:p>
+            <w:pPr>
+              <w:pStyle w:val="Compact"/>
+              <w:jc w:val="right"/>
+            </w:pPr>
+            <w:r>
+              <w:t xml:space="preserve">0.298</w:t>
+            </w:r>
+          </w:p>
+        </w:tc>
+        <w:tc>
+          <w:tcPr/>
+          <w:p>
+            <w:pPr>
+              <w:pStyle w:val="Compact"/>
+              <w:jc w:val="right"/>
+            </w:pPr>
+            <w:r>
+              <w:t xml:space="preserve">13 (5.0%)</w:t>
+            </w:r>
+          </w:p>
+        </w:tc>
+      </w:tr>
+      <w:tr>
+        <w:tc>
+          <w:tcPr/>
+          <w:p>
+            <w:pPr>
+              <w:pStyle w:val="Compact"/>
+            </w:pPr>
+            <w:r>
+              <w:t xml:space="preserve">False (oracle와 다름)</w:t>
+            </w:r>
+          </w:p>
+        </w:tc>
+        <w:tc>
+          <w:tcPr/>
+          <w:p>
+            <w:pPr>
+              <w:pStyle w:val="Compact"/>
+              <w:jc w:val="right"/>
+            </w:pPr>
+            <w:r>
+              <w:t xml:space="preserve">19</w:t>
+            </w:r>
+          </w:p>
+        </w:tc>
+        <w:tc>
+          <w:tcPr/>
+          <w:p>
+            <w:pPr>
+              <w:pStyle w:val="Compact"/>
+              <w:jc w:val="right"/>
+            </w:pPr>
+            <w:r>
+              <w:t xml:space="preserve">14 (73.7%)</w:t>
+            </w:r>
+          </w:p>
+        </w:tc>
+        <w:tc>
+          <w:tcPr/>
+          <w:p>
+            <w:pPr>
+              <w:pStyle w:val="Compact"/>
+              <w:jc w:val="right"/>
+            </w:pPr>
+            <w:r>
+              <w:t xml:space="preserve">0 (0.0%)</w:t>
+            </w:r>
+          </w:p>
+        </w:tc>
+        <w:tc>
+          <w:tcPr/>
+          <w:p>
+            <w:pPr>
+              <w:pStyle w:val="Compact"/>
+              <w:jc w:val="right"/>
+            </w:pPr>
+            <w:r>
+              <w:rPr>
+                <w:b/>
+                <w:bCs/>
+              </w:rPr>
+              <w:t xml:space="preserve">5 (26.3%)</w:t>
+            </w:r>
+          </w:p>
+        </w:tc>
+        <w:tc>
+          <w:tcPr/>
+          <w:p>
+            <w:pPr>
+              <w:pStyle w:val="Compact"/>
+              <w:jc w:val="right"/>
+            </w:pPr>
+            <w:r>
+              <w:t xml:space="preserve">0.858</w:t>
+            </w:r>
+          </w:p>
+        </w:tc>
+        <w:tc>
+          <w:tcPr/>
+          <w:p>
+            <w:pPr>
+              <w:pStyle w:val="Compact"/>
+              <w:jc w:val="right"/>
+            </w:pPr>
+            <w:r>
+              <w:t xml:space="preserve">5 (26.3%)</w:t>
+            </w:r>
+          </w:p>
+        </w:tc>
+      </w:tr>
+    </w:tbl>
+    <w:p>
+      <w:pPr>
+        <w:pStyle w:val="BodyText"/>
+      </w:pPr>
+      <w:r>
+        <w:t xml:space="preserve">plan을 정답대로 회복한 261 비교에서는 89.3%가 small effect에 모이고 large effect는 5.4%에 한정되는 반면 plan 비회복 19 비교에서는 large effect가 26.3%로 5배 가까이 치솟고 평균 |g|도 0.298 → 0.858로 약 2.9× 커진다.</w:t>
+      </w:r>
+      <w:r>
+        <w:t xml:space="preserve"> </w:t>
+      </w:r>
+      <w:r>
+        <w:rPr>
+          <w:b/>
+          <w:bCs/>
+        </w:rPr>
+        <w:t xml:space="preserve">§5.4의 86.9% small effect 결론이 plan 회복 그룹에서 더 강화되고 비회복 그룹에서 약화되는 분층 구조가 정량으로 드러나며, latency 동등성은 plan 회복이 매개하는 인과 사슬의 결과로 자리잡는다.</w:t>
       </w:r>
     </w:p>
     <w:p>
@@ -6628,6 +6947,53 @@
       </w:r>
       <w:r>
         <w:t xml:space="preserve">: Node Type pre-order 튜플은 Hash Join build/probe swap·Sort/GatherMerge 위치 변동 등 미세 변동을 같은 signature로 묶을 수 있다 — 미세 변동의 latency 효과는 §5.4 짝지은 검정으로 거의 드러나지 않음이 확정된다.</w:t>
+      </w:r>
+    </w:p>
+    <w:p>
+      <w:pPr>
+        <w:pStyle w:val="Compact"/>
+        <w:numPr>
+          <w:ilvl w:val="0"/>
+          <w:numId w:val="1002"/>
+        </w:numPr>
+      </w:pPr>
+      <w:r>
+        <w:rPr>
+          <w:b/>
+          <w:bCs/>
+        </w:rPr>
+        <w:t xml:space="preserve">§6.4 PoC — variance decomposition으로 latency 동등성 정량 확정</w:t>
+      </w:r>
+      <w:r>
+        <w:t xml:space="preserve">: log(exec_ms) ~ C(query) + C(qid) + C(sel) + C(condition) + 교호작용의 OLS Type-III SS 분해(n=4,800, R²=0.937)에서 4 condition(baseline·B1·CaseB·oracle) 평면은 sel 33.4%·condition 20.6%·sel×condition 16.6%로 sel과 condition·교호작용이 변동의 70%를 설명한다. baseline을 제외한 모델 3(B1·CaseB·oracle, n=4,500, R²=0.927)에서는 condition % SS가</w:t>
+      </w:r>
+      <w:r>
+        <w:t xml:space="preserve"> </w:t>
+      </w:r>
+      <w:r>
+        <w:rPr>
+          <w:b/>
+          <w:bCs/>
+        </w:rPr>
+        <w:t xml:space="preserve">0.00%(p=0.866)</w:t>
+      </w:r>
+      <w:r>
+        <w:t xml:space="preserve">, 두 교호작용도 0.03%·0.02%로 모두 비유의로 떨어져 sel 70.8%·query 4.6%·residual 24.3%만 남는다 — §5.4의 B1↔CaseB↔oracle latency 동등이 분산 분해로 정량 확정된다. 세부 표·figure는</w:t>
+      </w:r>
+      <w:r>
+        <w:t xml:space="preserve"> </w:t>
+      </w:r>
+      <w:r>
+        <w:rPr>
+          <w:rStyle w:val="VerbatimChar"/>
+        </w:rPr>
+        <w:t xml:space="preserve">_internal/cache/rq3/latency/poc_6_4/</w:t>
+      </w:r>
+      <w:r>
+        <w:t xml:space="preserve"> </w:t>
+      </w:r>
+      <w:r>
+        <w:t xml:space="preserve">carry.</w:t>
       </w:r>
     </w:p>
     <w:p>
@@ -7080,13 +7446,13 @@
           <w:b/>
           <w:bCs/>
         </w:rPr>
-        <w:t xml:space="preserve">통계 검증 확장</w:t>
+        <w:t xml:space="preserve">통계 검증 확장 (실측 PoC 완료)</w:t>
       </w:r>
       <w:r>
         <w:t xml:space="preserve"> </w:t>
       </w:r>
       <w:r>
-        <w:t xml:space="preserve">— §5.4에 더해 plan-level effect size·4 엔진 cluster paired bootstrap·latency 분산 variance decomposition으로 §5.4 결론(latency 동등성·plan robustness 분리)을 보강.</w:t>
+        <w:t xml:space="preserve">— §5.4 표 5-3에 더해 plan-level effect size 분층(표 5-4)·cluster paired bootstrap(§5.4 두 번째 검정 paragraph 끝)·variance decomposition(§5.5 마지막 bullet)의 세 통계 절차를 phase2 sel=0.001 + phase3 sel=0.01·0.1 carry-over = 20 cell·580 paired 평면에서 실측하여 §5.4 결론과 합치함을 정량 확정. 분산 분해 모델 3에서 baseline 제외 시 condition % SS가 0.00%(p=0.866)로 수렴해 latency 동등성이 sel main effect 70.8% 뒤로 사라지는 분포가 드러난다. 남은 후속은 PoC를 sf=1·sf=100·다중 벡터·SIFT·SSN 데이터셋과 4 엔진(pgvector·VBASE·DuckDB·Exqutor 통합)으로 확장.</w:t>
       </w:r>
     </w:p>
     <w:p>
